--- a/Del 2 - Avancerad JS och Webbläsarens APIer/JavaScript-12 - Säkerhet/JavaScript-12 - Säkerhet.docx
+++ b/Del 2 - Avancerad JS och Webbläsarens APIer/JavaScript-12 - Säkerhet/JavaScript-12 - Säkerhet.docx
@@ -1745,8 +1745,21 @@
       </w:r>
     </w:p>
     <w:p>
-      <w:r>
-        <w:t>________________________________________</w:t>
+      <w:pPr>
+        <w:pStyle w:val="Underrubrik"/>
+        <w:rPr>
+          <w:color w:val="061F57"/>
+          <w:sz w:val="24"/>
+        </w:rPr>
+      </w:pPr>
+      <w:r>
+        <w:rPr>
+          <w:color w:val="061F57"/>
+          <w:sz w:val="24"/>
+        </w:rPr>
+        <w:pict w14:anchorId="4793731D">
+          <v:rect id="_x0000_i1025" style="width:0;height:1.5pt" o:hralign="center" o:hrstd="t" o:hr="t" fillcolor="#a0a0a0" stroked="f"/>
+        </w:pict>
       </w:r>
     </w:p>
     <w:p>
@@ -1829,8 +1842,21 @@
       </w:r>
     </w:p>
     <w:p>
-      <w:r>
-        <w:t>________________________________________</w:t>
+      <w:pPr>
+        <w:pStyle w:val="Underrubrik"/>
+        <w:rPr>
+          <w:color w:val="061F57"/>
+          <w:sz w:val="24"/>
+        </w:rPr>
+      </w:pPr>
+      <w:r>
+        <w:rPr>
+          <w:color w:val="061F57"/>
+          <w:sz w:val="24"/>
+        </w:rPr>
+        <w:pict w14:anchorId="47DC406F">
+          <v:rect id="_x0000_i1027" style="width:0;height:1.5pt" o:hralign="center" o:hrstd="t" o:hr="t" fillcolor="#a0a0a0" stroked="f"/>
+        </w:pict>
       </w:r>
     </w:p>
     <w:p>
@@ -1957,8 +1983,21 @@
       </w:r>
     </w:p>
     <w:p>
-      <w:r>
-        <w:t>________________________________________</w:t>
+      <w:pPr>
+        <w:pStyle w:val="Underrubrik"/>
+        <w:rPr>
+          <w:color w:val="061F57"/>
+          <w:sz w:val="24"/>
+        </w:rPr>
+      </w:pPr>
+      <w:r>
+        <w:rPr>
+          <w:color w:val="061F57"/>
+          <w:sz w:val="24"/>
+        </w:rPr>
+        <w:pict w14:anchorId="425DD939">
+          <v:rect id="_x0000_i1029" style="width:0;height:1.5pt" o:hralign="center" o:hrstd="t" o:hr="t" fillcolor="#a0a0a0" stroked="f"/>
+        </w:pict>
       </w:r>
     </w:p>
     <w:p>
@@ -1971,13 +2010,7 @@
     </w:p>
     <w:p>
       <w:r>
-        <w:t>När dina studenter har byggt API-kopplingar har de säkert använt en API-nyckel eller en JWT (JSON Web Token) för att logga in eller identifiera sig mot servern. En gyllene regel inom webbutveckling är: Spara aldrig hemliga API-nycklar direkt i din frontend-kod.</w:t>
-      </w:r>
-      <w:r>
-        <w:t xml:space="preserve"> </w:t>
-      </w:r>
-      <w:r>
-        <w:t>Om du skriver din hemliga nyckel direkt i din main.js.</w:t>
+        <w:t>När dina studenter har byggt API-kopplingar har de säkert använt en API-nyckel eller en JWT (JSON Web Token) för att logga in eller identifiera sig mot servern. En gyllene regel inom webbutveckling är: Spara aldrig hemliga API-nycklar direkt i din frontend-kod. Om du skriver din hemliga nyckel direkt i din main.js.</w:t>
       </w:r>
     </w:p>
     <w:p>
@@ -2097,6 +2130,572 @@
       </w:pPr>
       <w:r>
         <w:t>Bild 6: Känsliga inloggnings-tokens bör skickas som HttpOnly-kakor från servern.</w:t>
+      </w:r>
+    </w:p>
+    <w:p>
+      <w:pPr>
+        <w:pStyle w:val="Underrubrik"/>
+        <w:rPr>
+          <w:color w:val="061F57"/>
+          <w:sz w:val="24"/>
+        </w:rPr>
+      </w:pPr>
+      <w:r>
+        <w:rPr>
+          <w:color w:val="061F57"/>
+          <w:sz w:val="24"/>
+        </w:rPr>
+        <w:pict w14:anchorId="11252CC1">
+          <v:rect id="_x0000_i1031" style="width:0;height:1.5pt" o:hralign="center" o:hrstd="t" o:hr="t" fillcolor="#a0a0a0" stroked="f"/>
+        </w:pict>
+      </w:r>
+    </w:p>
+    <w:p>
+      <w:pPr>
+        <w:spacing w:after="160" w:line="278" w:lineRule="auto"/>
+        <w:ind w:left="0" w:firstLine="0"/>
+      </w:pPr>
+      <w:r>
+        <w:br w:type="page"/>
+      </w:r>
+    </w:p>
+    <w:p>
+      <w:pPr>
+        <w:pStyle w:val="Rubrik2"/>
+      </w:pPr>
+      <w:r>
+        <w:lastRenderedPageBreak/>
+        <w:t>Konfigurera webbserver</w:t>
+      </w:r>
+    </w:p>
+    <w:p>
+      <w:r>
+        <w:t>W</w:t>
+      </w:r>
+      <w:r>
+        <w:t>ebbsäkerhet handlar inte bara om hur du skriver dina JavaScript-filer – det handlar i allra högsta grad om hur din webbserver är konfigurerad.</w:t>
+      </w:r>
+      <w:r>
+        <w:t xml:space="preserve"> </w:t>
+      </w:r>
+      <w:r>
+        <w:t>I det här kapitlet ska vi gå på djupet med serverbaserad säkerhet. Vi ska lära oss hur vi sätter upp ett avancerat skyddsnät som heter Content Security Policy (CSP) samt se exakt hur man kodar bort det ökända CORS-felet på en riktig Node.js-server.</w:t>
+      </w:r>
+    </w:p>
+    <w:p>
+      <w:pPr>
+        <w:pStyle w:val="Rubrik3"/>
+      </w:pPr>
+      <w:r>
+        <w:t>Content Security Policy (CSP) – Webbsidans skyddsnät</w:t>
+      </w:r>
+    </w:p>
+    <w:p>
+      <w:r>
+        <w:t>Även om du är jättenoggrann med att undvika innerHTML, så kan det hända att en hackare hittar en lucka och lyckas trycka in ett elakt skript på din sida. För att förhindra att webbläsaren faktiskt kör det skriptet använder vi Content Security Policy (CSP).</w:t>
+      </w:r>
+      <w:r>
+        <w:t xml:space="preserve"> Det </w:t>
+      </w:r>
+      <w:r>
+        <w:t>är en säkerhetsinstruktion som din server skickar med i webbläsarens header. Det fungerar som en strikt "vitlista". Du talar om för webbläsaren: "På den här webbplatsen får JavaScript BARA laddas och köras från dessa specifika, godkända domäner".</w:t>
+      </w:r>
+    </w:p>
+    <w:p>
+      <w:r>
+        <w:t>Om en hackare lyckas trycka in ett skript som försöker skicka data till hacker.se, kommer webbläsaren att läsa din CSP-regel, se att hacker.se inte finns på vitlistan, och blockera anropet direkt i fällan!</w:t>
+      </w:r>
+    </w:p>
+    <w:p>
+      <w:pPr>
+        <w:pStyle w:val="Kodstycke"/>
+      </w:pPr>
+      <w:r>
+        <w:t>STRECK 1: Hackare injicerar skadlig kod på din sida.</w:t>
+      </w:r>
+    </w:p>
+    <w:p>
+      <w:pPr>
+        <w:pStyle w:val="Kodstycke"/>
+      </w:pPr>
+      <w:r>
+        <w:t xml:space="preserve">                 │</w:t>
+      </w:r>
+    </w:p>
+    <w:p>
+      <w:pPr>
+        <w:pStyle w:val="Kodstycke"/>
+      </w:pPr>
+      <w:r>
+        <w:t xml:space="preserve">                 ▼</w:t>
+      </w:r>
+    </w:p>
+    <w:p>
+      <w:pPr>
+        <w:pStyle w:val="Kodstycke"/>
+      </w:pPr>
+      <w:r>
+        <w:t xml:space="preserve"> STRECK 2: Koden försöker köra: fetch('https://hacker.se')</w:t>
+      </w:r>
+    </w:p>
+    <w:p>
+      <w:pPr>
+        <w:pStyle w:val="Kodstycke"/>
+      </w:pPr>
+      <w:r>
+        <w:t xml:space="preserve">                 │</w:t>
+      </w:r>
+    </w:p>
+    <w:p>
+      <w:pPr>
+        <w:pStyle w:val="Kodstycke"/>
+      </w:pPr>
+      <w:r>
+        <w:t xml:space="preserve">                 ▼</w:t>
+      </w:r>
+    </w:p>
+    <w:p>
+      <w:pPr>
+        <w:pStyle w:val="Kodstycke"/>
+      </w:pPr>
+      <w:r>
+        <w:t xml:space="preserve"> STRECK 3: Webbläsaren läser din CSP-header: </w:t>
+      </w:r>
+    </w:p>
+    <w:p>
+      <w:pPr>
+        <w:pStyle w:val="Kodstycke"/>
+      </w:pPr>
+      <w:r>
+        <w:t xml:space="preserve">           "script-src 'self' https://google.com"</w:t>
+      </w:r>
+    </w:p>
+    <w:p>
+      <w:pPr>
+        <w:pStyle w:val="Kodstycke"/>
+      </w:pPr>
+      <w:r>
+        <w:t xml:space="preserve">                 │</w:t>
+      </w:r>
+    </w:p>
+    <w:p>
+      <w:pPr>
+        <w:pStyle w:val="Kodstycke"/>
+      </w:pPr>
+      <w:r>
+        <w:t xml:space="preserve">                 ▼</w:t>
+      </w:r>
+    </w:p>
+    <w:p>
+      <w:pPr>
+        <w:pStyle w:val="Kodstycke"/>
+      </w:pPr>
+      <w:r>
+        <w:t xml:space="preserve"> STRECK 4: </w:t>
+      </w:r>
+      <w:r>
+        <w:rPr>
+          <w:rFonts w:ascii="Segoe UI Emoji" w:hAnsi="Segoe UI Emoji" w:cs="Segoe UI Emoji"/>
+        </w:rPr>
+        <w:t>🛑</w:t>
+      </w:r>
+      <w:r>
+        <w:t xml:space="preserve"> BLOCKERAT! hacker.se finns inte på vitlistan!</w:t>
+      </w:r>
+    </w:p>
+    <w:p>
+      <w:pPr>
+        <w:pStyle w:val="Bildtext"/>
+      </w:pPr>
+      <w:r>
+        <w:t xml:space="preserve">Bild </w:t>
+      </w:r>
+      <w:r>
+        <w:t>7</w:t>
+      </w:r>
+      <w:r>
+        <w:t xml:space="preserve"> CSP fungerar som en sista dörrvakt i webbläsaren som vägrar köra kod eller hämta data från okända servrar.</w:t>
+      </w:r>
+    </w:p>
+    <w:p>
+      <w:r>
+        <w:t xml:space="preserve">Man ställer oftast in </w:t>
+      </w:r>
+      <w:r>
+        <w:t xml:space="preserve">CSP </w:t>
+      </w:r>
+      <w:r>
+        <w:t xml:space="preserve">på sin server, men </w:t>
+      </w:r>
+      <w:r>
+        <w:t xml:space="preserve">man </w:t>
+      </w:r>
+      <w:r>
+        <w:t>kan faktiskt testa det direkt i din index.html med en vanlig &lt;meta&gt;-tagg i din &lt;head&gt;</w:t>
+      </w:r>
+      <w:r>
+        <w:t>.</w:t>
+      </w:r>
+    </w:p>
+    <w:p>
+      <w:pPr>
+        <w:pStyle w:val="Kodstycke"/>
+      </w:pPr>
+      <w:r>
+        <w:t>&lt;!-- Vi tillåter bara skript från egen server ('self') och Googles API:er --&gt;</w:t>
+      </w:r>
+    </w:p>
+    <w:p>
+      <w:pPr>
+        <w:pStyle w:val="Kodstycke"/>
+      </w:pPr>
+      <w:r>
+        <w:t xml:space="preserve">&lt;meta http-equiv="Content-Security-Policy" </w:t>
+      </w:r>
+      <w:r>
+        <w:br/>
+        <w:t xml:space="preserve">  </w:t>
+      </w:r>
+      <w:r>
+        <w:t>content="script-src 'self' https://google.com;"&gt;</w:t>
+      </w:r>
+    </w:p>
+    <w:p>
+      <w:pPr>
+        <w:pStyle w:val="Bildtext"/>
+      </w:pPr>
+      <w:r>
+        <w:t>Bild 8</w:t>
+      </w:r>
+      <w:r>
+        <w:t xml:space="preserve"> </w:t>
+      </w:r>
+      <w:r>
+        <w:t>S</w:t>
+      </w:r>
+      <w:r>
+        <w:t xml:space="preserve">å konfigurerar du </w:t>
+      </w:r>
+      <w:r>
+        <w:t xml:space="preserve">CSP på </w:t>
+      </w:r>
+      <w:r>
+        <w:t>servern</w:t>
+      </w:r>
+    </w:p>
+    <w:p>
+      <w:pPr>
+        <w:pStyle w:val="Rubrik3"/>
+      </w:pPr>
+      <w:r>
+        <w:lastRenderedPageBreak/>
+        <w:t>CORS på riktigt – konfigurera servern</w:t>
+      </w:r>
+    </w:p>
+    <w:p>
+      <w:r>
+        <w:t xml:space="preserve">Tidigare </w:t>
+      </w:r>
+      <w:r>
+        <w:t>lärde vi oss att CORS-fel beror på att API-servern saknar godkännande-stämplar (headers) i sitt svar. Men hur ser det ut när du själv ska bygga en server i Node.js (Express) och vill tillåta att dina studenter gör fetch-anrop till ditt API?</w:t>
+      </w:r>
+    </w:p>
+    <w:p>
+      <w:r>
+        <w:t>När en webbläsare ska göra ett "farligt" anrop (som POST, PUT eller DELETE) till en annan server, gör den faktiskt ett hemligt testanrop först. Detta kallas för ett Preflight Request (ett OPTIONS-anrop). Webbläsaren frågar servern: "Hej, min JavaScript-kod på localhost:3000 vill göra ett POST-anrop till dig. Är det okej?".</w:t>
+      </w:r>
+    </w:p>
+    <w:p>
+      <w:r>
+        <w:t>Om din server svarar med rätt CORS-headers, ger webbläsaren grönt ljus och skickar det riktiga anropet!</w:t>
+      </w:r>
+      <w:r>
+        <w:t xml:space="preserve"> </w:t>
+      </w:r>
+      <w:r>
+        <w:t>Så här skriver du koden på din backend-server (Express) för att manuellt styra dörrvakten:</w:t>
+      </w:r>
+    </w:p>
+    <w:p>
+      <w:pPr>
+        <w:pStyle w:val="Kodstycke"/>
+      </w:pPr>
+      <w:r>
+        <w:t>const express = require('express');</w:t>
+      </w:r>
+    </w:p>
+    <w:p>
+      <w:pPr>
+        <w:pStyle w:val="Kodstycke"/>
+      </w:pPr>
+      <w:r>
+        <w:t>const app = express();</w:t>
+      </w:r>
+    </w:p>
+    <w:p>
+      <w:pPr>
+        <w:pStyle w:val="Kodstycke"/>
+      </w:pPr>
+    </w:p>
+    <w:p>
+      <w:pPr>
+        <w:pStyle w:val="Kodstycke"/>
+      </w:pPr>
+      <w:r>
+        <w:t>// En egen Middleware-funktion som lägger till CORS-headers på ALLA svar</w:t>
+      </w:r>
+    </w:p>
+    <w:p>
+      <w:pPr>
+        <w:pStyle w:val="Kodstycke"/>
+      </w:pPr>
+      <w:r>
+        <w:t>app.use((req, res, next) =&gt; {</w:t>
+      </w:r>
+    </w:p>
+    <w:p>
+      <w:pPr>
+        <w:pStyle w:val="Kodstycke"/>
+      </w:pPr>
+      <w:r>
+        <w:t xml:space="preserve">  // 1. Vilka domäner får anropa oss? (Här godkänner vi bara studenternas lokala appar)</w:t>
+      </w:r>
+    </w:p>
+    <w:p>
+      <w:pPr>
+        <w:pStyle w:val="Kodstycke"/>
+      </w:pPr>
+      <w:r>
+        <w:t xml:space="preserve">  res.header('Access-Control-Allow-Origin', 'http://localhost:3000');</w:t>
+      </w:r>
+    </w:p>
+    <w:p>
+      <w:pPr>
+        <w:pStyle w:val="Kodstycke"/>
+      </w:pPr>
+      <w:r>
+        <w:t xml:space="preserve">  </w:t>
+      </w:r>
+    </w:p>
+    <w:p>
+      <w:pPr>
+        <w:pStyle w:val="Kodstycke"/>
+      </w:pPr>
+      <w:r>
+        <w:t xml:space="preserve">  // 2. Vilka HTTP-metoder tillåter vi?</w:t>
+      </w:r>
+    </w:p>
+    <w:p>
+      <w:pPr>
+        <w:pStyle w:val="Kodstycke"/>
+      </w:pPr>
+      <w:r>
+        <w:t xml:space="preserve">  res.header('Access-Control-Allow-Methods', 'GET, POST, PUT, DELETE');</w:t>
+      </w:r>
+    </w:p>
+    <w:p>
+      <w:pPr>
+        <w:pStyle w:val="Kodstycke"/>
+      </w:pPr>
+      <w:r>
+        <w:t xml:space="preserve">  </w:t>
+      </w:r>
+    </w:p>
+    <w:p>
+      <w:pPr>
+        <w:pStyle w:val="Kodstycke"/>
+      </w:pPr>
+      <w:r>
+        <w:t xml:space="preserve">  // 3. Vilka headers tillåter vi att klienten skickar med (t.ex. Content-Type)?</w:t>
+      </w:r>
+    </w:p>
+    <w:p>
+      <w:pPr>
+        <w:pStyle w:val="Kodstycke"/>
+      </w:pPr>
+      <w:r>
+        <w:t xml:space="preserve">  res.header('Access-Control-Allow-Headers', 'Content-Type, Authorization');</w:t>
+      </w:r>
+    </w:p>
+    <w:p>
+      <w:pPr>
+        <w:pStyle w:val="Kodstycke"/>
+      </w:pPr>
+    </w:p>
+    <w:p>
+      <w:pPr>
+        <w:pStyle w:val="Kodstycke"/>
+      </w:pPr>
+      <w:r>
+        <w:t xml:space="preserve">  // Gå vidare till själva API-koderna</w:t>
+      </w:r>
+    </w:p>
+    <w:p>
+      <w:pPr>
+        <w:pStyle w:val="Kodstycke"/>
+      </w:pPr>
+      <w:r>
+        <w:t xml:space="preserve">  next();</w:t>
+      </w:r>
+    </w:p>
+    <w:p>
+      <w:pPr>
+        <w:pStyle w:val="Kodstycke"/>
+      </w:pPr>
+      <w:r>
+        <w:t>});</w:t>
+      </w:r>
+    </w:p>
+    <w:p>
+      <w:pPr>
+        <w:pStyle w:val="Kodstycke"/>
+      </w:pPr>
+    </w:p>
+    <w:p>
+      <w:pPr>
+        <w:pStyle w:val="Kodstycke"/>
+      </w:pPr>
+      <w:r>
+        <w:t>// En helt vanlig API-endpoint</w:t>
+      </w:r>
+    </w:p>
+    <w:p>
+      <w:pPr>
+        <w:pStyle w:val="Kodstycke"/>
+      </w:pPr>
+      <w:r>
+        <w:t>app.get('/api/produkter', (req, res) =&gt; {</w:t>
+      </w:r>
+    </w:p>
+    <w:p>
+      <w:pPr>
+        <w:pStyle w:val="Kodstycke"/>
+      </w:pPr>
+      <w:r>
+        <w:t xml:space="preserve">  res.json([{ id: 1, namn: "Hörlurar" }]);</w:t>
+      </w:r>
+    </w:p>
+    <w:p>
+      <w:pPr>
+        <w:pStyle w:val="Kodstycke"/>
+      </w:pPr>
+      <w:r>
+        <w:t>});</w:t>
+      </w:r>
+    </w:p>
+    <w:p>
+      <w:pPr>
+        <w:pStyle w:val="Kodstycke"/>
+      </w:pPr>
+    </w:p>
+    <w:p>
+      <w:pPr>
+        <w:pStyle w:val="Kodstycke"/>
+      </w:pPr>
+      <w:r>
+        <w:t>app.listen(5000, () =&gt; console.log("API-Server körs på port 5000"));</w:t>
+      </w:r>
+    </w:p>
+    <w:p>
+      <w:pPr>
+        <w:pStyle w:val="Bildtext"/>
+      </w:pPr>
+      <w:r>
+        <w:t xml:space="preserve">Bild </w:t>
+      </w:r>
+      <w:r>
+        <w:t>9</w:t>
+      </w:r>
+      <w:r>
+        <w:t xml:space="preserve"> Genom att sätta Access-Control-Allow-Origin på servern talar du om för webbläsaren att sajtens anrop är säkra att släppa igenom.</w:t>
+      </w:r>
+    </w:p>
+    <w:p>
+      <w:pPr>
+        <w:pStyle w:val="Rubrik3"/>
+      </w:pPr>
+      <w:r>
+        <w:lastRenderedPageBreak/>
+        <w:t>Det enkla tipset i branschen: NPM-paketet cors</w:t>
+      </w:r>
+    </w:p>
+    <w:p>
+      <w:r>
+        <w:t>I verkliga Node-projekt skriver man sällan dessa headers för hand. Istället installerar man ett färdigt litet bibliotek</w:t>
+      </w:r>
+      <w:r>
+        <w:t>.</w:t>
+      </w:r>
+    </w:p>
+    <w:p>
+      <w:pPr>
+        <w:pStyle w:val="Kodstycke"/>
+      </w:pPr>
+      <w:r>
+        <w:t>npm install cors</w:t>
+      </w:r>
+    </w:p>
+    <w:p>
+      <w:r>
+        <w:t>Och aktiverar det med en enda rad överst i sin serverkod:</w:t>
+      </w:r>
+    </w:p>
+    <w:p>
+      <w:pPr>
+        <w:pStyle w:val="Kodstycke"/>
+      </w:pPr>
+      <w:r>
+        <w:t>const cors = require('cors');</w:t>
+      </w:r>
+    </w:p>
+    <w:p>
+      <w:pPr>
+        <w:pStyle w:val="Kodstycke"/>
+      </w:pPr>
+    </w:p>
+    <w:p>
+      <w:pPr>
+        <w:pStyle w:val="Kodstycke"/>
+      </w:pPr>
+      <w:r>
+        <w:t>// Nu är alla endpoints helt öppna för COR</w:t>
+      </w:r>
+      <w:r>
+        <w:t>S.</w:t>
+      </w:r>
+    </w:p>
+    <w:p>
+      <w:pPr>
+        <w:pStyle w:val="Kodstycke"/>
+      </w:pPr>
+      <w:r>
+        <w:t>app.use(cors());</w:t>
+      </w:r>
+    </w:p>
+    <w:p>
+      <w:pPr>
+        <w:pStyle w:val="Bildtext"/>
+      </w:pPr>
+      <w:r>
+        <w:t>Bild 9 Genom att sätta Access-Control-Allow-Origin på servern talar du om för webbläsaren att sajtens anrop är säkra att släppa igenom.</w:t>
+      </w:r>
+    </w:p>
+    <w:p>
+      <w:pPr>
+        <w:pStyle w:val="Underrubrik"/>
+        <w:rPr>
+          <w:color w:val="061F57"/>
+          <w:sz w:val="24"/>
+        </w:rPr>
+      </w:pPr>
+      <w:r>
+        <w:rPr>
+          <w:color w:val="061F57"/>
+          <w:sz w:val="24"/>
+        </w:rPr>
+        <w:pict w14:anchorId="5ED7B8D2">
+          <v:rect id="_x0000_i1033" style="width:0;height:1.5pt" o:hralign="center" o:hrstd="t" o:hr="t" fillcolor="#a0a0a0" stroked="f"/>
+        </w:pict>
       </w:r>
     </w:p>
     <w:p/>
